--- a/downloads/teacher/05 Materials/Unit 05/Slides/Slides 05.08 - Sewing On a Button.docx
+++ b/downloads/teacher/05 Materials/Unit 05/Slides/Slides 05.08 - Sewing On a Button.docx
@@ -221,25 +221,58 @@
         <w:t xml:space="preserve"> </w:t>
       </w:r>
       <w:r>
-        <w:t xml:space="preserve">Notes:</w:t>
+        <w:t xml:space="preserve">## Slide 4: Step 1 and 2, position and anchor</w:t>
+      </w:r>
+    </w:p>
+    <w:p>
+      <w:pPr>
+        <w:numPr>
+          <w:ilvl w:val="0"/>
+          <w:numId w:val="1004"/>
+        </w:numPr>
+        <w:pStyle w:val="Compact"/>
+      </w:pPr>
+      <w:r>
+        <w:t xml:space="preserve">Find the position: line the button up with the buttonhole it has to reach. The old thread leaves a mark. Mark it with chalk.</w:t>
+      </w:r>
+    </w:p>
+    <w:p>
+      <w:pPr>
+        <w:numPr>
+          <w:ilvl w:val="0"/>
+          <w:numId w:val="1004"/>
+        </w:numPr>
+        <w:pStyle w:val="Compact"/>
+      </w:pPr>
+      <w:r>
+        <w:t xml:space="preserve">Knot the thread, come up at the mark, and take one small anchor stitch there</w:t>
+      </w:r>
+    </w:p>
+    <w:p>
+      <w:pPr>
+        <w:numPr>
+          <w:ilvl w:val="0"/>
+          <w:numId w:val="1005"/>
+        </w:numPr>
+        <w:pStyle w:val="Compact"/>
+      </w:pPr>
+      <w:r>
+        <w:t xml:space="preserve">The anchor stops the knot from popping through on the first pull</w:t>
       </w:r>
       <w:r>
         <w:t xml:space="preserve"> </w:t>
       </w:r>
       <w:r>
-        <w:rPr>
-          <w:rStyle w:val="TeacherNote"/>
-        </w:rPr>
-        <w:t xml:space="preserve">[Sal: your prices. Sew the button on in front of the class at the end of Step 1, in about ninety seconds, and hold up the closed shirt.]</w:t>
+        <w:t xml:space="preserve">Image: a shirt front with a buttonhole on one side and a chalk X across from it, then two tiny stitches at the X with no button yet.</w:t>
       </w:r>
     </w:p>
     <w:p>
       <w:pPr>
         <w:pStyle w:val="Heading2"/>
       </w:pPr>
-      <w:bookmarkStart w:id="24" w:name="slide-4-step-1-and-2-position-and-anchor"/>
-      <w:r>
-        <w:t xml:space="preserve">Slide 4: Step 1 and 2, position and anchor</w:t>
+      <w:bookmarkStart w:id="24" w:name="X46afb2a5ff93f64e0bfbf66943409f3a690e2cb"/>
+      <w:r>
+        <w:t xml:space="preserve">Slide 5: Step 3 and 4, the button and the toothpick</w:t>
       </w:r>
       <w:bookmarkEnd w:id="24"/>
     </w:p>
@@ -247,51 +280,51 @@
       <w:pPr>
         <w:numPr>
           <w:ilvl w:val="0"/>
-          <w:numId w:val="1004"/>
-        </w:numPr>
-        <w:pStyle w:val="Compact"/>
-      </w:pPr>
-      <w:r>
-        <w:t xml:space="preserve">Find the position: line the button up with the buttonhole it has to reach. The old thread leaves a mark. Mark it with chalk.</w:t>
-      </w:r>
-    </w:p>
-    <w:p>
-      <w:pPr>
-        <w:numPr>
-          <w:ilvl w:val="0"/>
-          <w:numId w:val="1004"/>
-        </w:numPr>
-        <w:pStyle w:val="Compact"/>
-      </w:pPr>
-      <w:r>
-        <w:t xml:space="preserve">Knot the thread, come up at the mark, and take one small anchor stitch there</w:t>
-      </w:r>
-    </w:p>
-    <w:p>
-      <w:pPr>
-        <w:numPr>
-          <w:ilvl w:val="0"/>
-          <w:numId w:val="1005"/>
-        </w:numPr>
-        <w:pStyle w:val="Compact"/>
-      </w:pPr>
-      <w:r>
-        <w:t xml:space="preserve">The anchor stops the knot from popping through on the first pull</w:t>
+          <w:numId w:val="1006"/>
+        </w:numPr>
+        <w:pStyle w:val="Compact"/>
+      </w:pPr>
+      <w:r>
+        <w:t xml:space="preserve">Put the button on the needle and slide it down to the cloth</w:t>
+      </w:r>
+    </w:p>
+    <w:p>
+      <w:pPr>
+        <w:numPr>
+          <w:ilvl w:val="0"/>
+          <w:numId w:val="1006"/>
+        </w:numPr>
+        <w:pStyle w:val="Compact"/>
+      </w:pPr>
+      <w:r>
+        <w:t xml:space="preserve">Lay a toothpick across the top of the button, between the holes, and sew over it</w:t>
+      </w:r>
+    </w:p>
+    <w:p>
+      <w:pPr>
+        <w:numPr>
+          <w:ilvl w:val="0"/>
+          <w:numId w:val="1007"/>
+        </w:numPr>
+        <w:pStyle w:val="Compact"/>
+      </w:pPr>
+      <w:r>
+        <w:t xml:space="preserve">The toothpick is what makes the shank. Do not skip it.</w:t>
       </w:r>
       <w:r>
         <w:t xml:space="preserve"> </w:t>
       </w:r>
       <w:r>
-        <w:t xml:space="preserve">Image: a shirt front with a buttonhole on one side and a chalk X across from it, then two tiny stitches at the X with no button yet.</w:t>
+        <w:t xml:space="preserve">Image: a button lying flat on cloth with a toothpick resting across its middle between the holes.</w:t>
       </w:r>
     </w:p>
     <w:p>
       <w:pPr>
         <w:pStyle w:val="Heading2"/>
       </w:pPr>
-      <w:bookmarkStart w:id="25" w:name="X46afb2a5ff93f64e0bfbf66943409f3a690e2cb"/>
-      <w:r>
-        <w:t xml:space="preserve">Slide 5: Step 3 and 4, the button and the toothpick</w:t>
+      <w:bookmarkStart w:id="25" w:name="slide-6-step-5-five-or-six-passes"/>
+      <w:r>
+        <w:t xml:space="preserve">Slide 6: Step 5, five or six passes</w:t>
       </w:r>
       <w:bookmarkEnd w:id="25"/>
     </w:p>
@@ -299,51 +332,51 @@
       <w:pPr>
         <w:numPr>
           <w:ilvl w:val="0"/>
-          <w:numId w:val="1006"/>
-        </w:numPr>
-        <w:pStyle w:val="Compact"/>
-      </w:pPr>
-      <w:r>
-        <w:t xml:space="preserve">Put the button on the needle and slide it down to the cloth</w:t>
-      </w:r>
-    </w:p>
-    <w:p>
-      <w:pPr>
-        <w:numPr>
-          <w:ilvl w:val="0"/>
-          <w:numId w:val="1006"/>
-        </w:numPr>
-        <w:pStyle w:val="Compact"/>
-      </w:pPr>
-      <w:r>
-        <w:t xml:space="preserve">Lay a toothpick across the top of the button, between the holes, and sew over it</w:t>
-      </w:r>
-    </w:p>
-    <w:p>
-      <w:pPr>
-        <w:numPr>
-          <w:ilvl w:val="0"/>
-          <w:numId w:val="1007"/>
-        </w:numPr>
-        <w:pStyle w:val="Compact"/>
-      </w:pPr>
-      <w:r>
-        <w:t xml:space="preserve">The toothpick is what makes the shank. Do not skip it.</w:t>
+          <w:numId w:val="1008"/>
+        </w:numPr>
+        <w:pStyle w:val="Compact"/>
+      </w:pPr>
+      <w:r>
+        <w:t xml:space="preserve">Two-hole button: straight across, the same two holes every time</w:t>
+      </w:r>
+    </w:p>
+    <w:p>
+      <w:pPr>
+        <w:numPr>
+          <w:ilvl w:val="0"/>
+          <w:numId w:val="1008"/>
+        </w:numPr>
+        <w:pStyle w:val="Compact"/>
+      </w:pPr>
+      <w:r>
+        <w:t xml:space="preserve">Four-hole button: two parallel bars, or a cross. Pick one and keep it the same.</w:t>
+      </w:r>
+    </w:p>
+    <w:p>
+      <w:pPr>
+        <w:numPr>
+          <w:ilvl w:val="0"/>
+          <w:numId w:val="1008"/>
+        </w:numPr>
+        <w:pStyle w:val="Compact"/>
+      </w:pPr>
+      <w:r>
+        <w:t xml:space="preserve">Five or six passes is plenty. Fifteen makes a lumpy mess that fills the buttonhole.</w:t>
       </w:r>
       <w:r>
         <w:t xml:space="preserve"> </w:t>
       </w:r>
       <w:r>
-        <w:t xml:space="preserve">Image: a button lying flat on cloth with a toothpick resting across its middle between the holes.</w:t>
+        <w:t xml:space="preserve">Image: a four-hole button with two parallel thread bars, and beside it a four-hole button with an X of thread.</w:t>
       </w:r>
     </w:p>
     <w:p>
       <w:pPr>
         <w:pStyle w:val="Heading2"/>
       </w:pPr>
-      <w:bookmarkStart w:id="26" w:name="slide-6-step-5-five-or-six-passes"/>
-      <w:r>
-        <w:t xml:space="preserve">Slide 6: Step 5, five or six passes</w:t>
+      <w:bookmarkStart w:id="26" w:name="X45170ac5d800f4a3adc097707996f4e1ae19361"/>
+      <w:r>
+        <w:t xml:space="preserve">Slide 7: Step 6 and 7, pull the toothpick and wrap</w:t>
       </w:r>
       <w:bookmarkEnd w:id="26"/>
     </w:p>
@@ -351,51 +384,51 @@
       <w:pPr>
         <w:numPr>
           <w:ilvl w:val="0"/>
-          <w:numId w:val="1008"/>
-        </w:numPr>
-        <w:pStyle w:val="Compact"/>
-      </w:pPr>
-      <w:r>
-        <w:t xml:space="preserve">Two-hole button: straight across, the same two holes every time</w:t>
-      </w:r>
-    </w:p>
-    <w:p>
-      <w:pPr>
-        <w:numPr>
-          <w:ilvl w:val="0"/>
-          <w:numId w:val="1008"/>
-        </w:numPr>
-        <w:pStyle w:val="Compact"/>
-      </w:pPr>
-      <w:r>
-        <w:t xml:space="preserve">Four-hole button: two parallel bars, or a cross. Pick one and keep it the same.</w:t>
-      </w:r>
-    </w:p>
-    <w:p>
-      <w:pPr>
-        <w:numPr>
-          <w:ilvl w:val="0"/>
-          <w:numId w:val="1008"/>
-        </w:numPr>
-        <w:pStyle w:val="Compact"/>
-      </w:pPr>
-      <w:r>
-        <w:t xml:space="preserve">Five or six passes is plenty. Fifteen makes a lumpy mess that fills the buttonhole.</w:t>
+          <w:numId w:val="1009"/>
+        </w:numPr>
+        <w:pStyle w:val="Compact"/>
+      </w:pPr>
+      <w:r>
+        <w:t xml:space="preserve">Pull the toothpick out. Lift the button. You should see loose thread underneath.</w:t>
+      </w:r>
+    </w:p>
+    <w:p>
+      <w:pPr>
+        <w:numPr>
+          <w:ilvl w:val="0"/>
+          <w:numId w:val="1009"/>
+        </w:numPr>
+        <w:pStyle w:val="Compact"/>
+      </w:pPr>
+      <w:r>
+        <w:t xml:space="preserve">Bring the needle up between the button and the cloth and wind the thread around those loose threads three or four times, snug</w:t>
+      </w:r>
+    </w:p>
+    <w:p>
+      <w:pPr>
+        <w:numPr>
+          <w:ilvl w:val="0"/>
+          <w:numId w:val="1010"/>
+        </w:numPr>
+        <w:pStyle w:val="Compact"/>
+      </w:pPr>
+      <w:r>
+        <w:t xml:space="preserve">That little column is the shank</w:t>
       </w:r>
       <w:r>
         <w:t xml:space="preserve"> </w:t>
       </w:r>
       <w:r>
-        <w:t xml:space="preserve">Image: a four-hole button with two parallel thread bars, and beside it a four-hole button with an X of thread.</w:t>
+        <w:t xml:space="preserve">Image: a lifted button with thread wound in a tight column between the button and the cloth.</w:t>
       </w:r>
     </w:p>
     <w:p>
       <w:pPr>
         <w:pStyle w:val="Heading2"/>
       </w:pPr>
-      <w:bookmarkStart w:id="27" w:name="X45170ac5d800f4a3adc097707996f4e1ae19361"/>
-      <w:r>
-        <w:t xml:space="preserve">Slide 7: Step 6 and 7, pull the toothpick and wrap</w:t>
+      <w:bookmarkStart w:id="27" w:name="slide-8-why-a-button-needs-a-shank"/>
+      <w:r>
+        <w:t xml:space="preserve">Slide 8: Why a button needs a shank</w:t>
       </w:r>
       <w:bookmarkEnd w:id="27"/>
     </w:p>
@@ -403,51 +436,57 @@
       <w:pPr>
         <w:numPr>
           <w:ilvl w:val="0"/>
-          <w:numId w:val="1009"/>
-        </w:numPr>
-        <w:pStyle w:val="Compact"/>
-      </w:pPr>
-      <w:r>
-        <w:t xml:space="preserve">Pull the toothpick out. Lift the button. You should see loose thread underneath.</w:t>
-      </w:r>
-    </w:p>
-    <w:p>
-      <w:pPr>
-        <w:numPr>
-          <w:ilvl w:val="0"/>
-          <w:numId w:val="1009"/>
-        </w:numPr>
-        <w:pStyle w:val="Compact"/>
-      </w:pPr>
-      <w:r>
-        <w:t xml:space="preserve">Bring the needle up between the button and the cloth and wind the thread around those loose threads three or four times, snug</w:t>
-      </w:r>
-    </w:p>
-    <w:p>
-      <w:pPr>
-        <w:numPr>
-          <w:ilvl w:val="0"/>
-          <w:numId w:val="1010"/>
-        </w:numPr>
-        <w:pStyle w:val="Compact"/>
-      </w:pPr>
-      <w:r>
-        <w:t xml:space="preserve">That little column is the shank</w:t>
+          <w:numId w:val="1011"/>
+        </w:numPr>
+        <w:pStyle w:val="Compact"/>
+      </w:pPr>
+      <w:r>
+        <w:t xml:space="preserve">The buttonhole side of the garment is a whole layer of fabric</w:t>
+      </w:r>
+    </w:p>
+    <w:p>
+      <w:pPr>
+        <w:numPr>
+          <w:ilvl w:val="0"/>
+          <w:numId w:val="1011"/>
+        </w:numPr>
+        <w:pStyle w:val="Compact"/>
+      </w:pPr>
+      <w:r>
+        <w:t xml:space="preserve">That layer has to slide underneath the button</w:t>
+      </w:r>
+    </w:p>
+    <w:p>
+      <w:pPr>
+        <w:numPr>
+          <w:ilvl w:val="0"/>
+          <w:numId w:val="1011"/>
+        </w:numPr>
+        <w:pStyle w:val="Compact"/>
+      </w:pPr>
+      <w:r>
+        <w:t xml:space="preserve">A button sewn flat has no room for it, so the garment will not close, or the thread tears out</w:t>
       </w:r>
       <w:r>
         <w:t xml:space="preserve"> </w:t>
       </w:r>
       <w:r>
-        <w:t xml:space="preserve">Image: a lifted button with thread wound in a tight column between the button and the cloth.</w:t>
+        <w:t xml:space="preserve">Image: a side view, one button sewn flat with an X over it, one button on a shank with the buttonhole layer sliding under it.</w:t>
+      </w:r>
+      <w:r>
+        <w:t xml:space="preserve"> </w:t>
+      </w:r>
+      <w:r>
+        <w:t xml:space="preserve">Notes: This is the one idea students skip and the one that ruins the result. Show a flat one and let them try to close it.</w:t>
       </w:r>
     </w:p>
     <w:p>
       <w:pPr>
         <w:pStyle w:val="Heading2"/>
       </w:pPr>
-      <w:bookmarkStart w:id="28" w:name="slide-8-why-a-button-needs-a-shank"/>
-      <w:r>
-        <w:t xml:space="preserve">Slide 8: Why a button needs a shank</w:t>
+      <w:bookmarkStart w:id="28" w:name="slide-9-step-8-and-9-finish-off-and-test"/>
+      <w:r>
+        <w:t xml:space="preserve">Slide 9: Step 8 and 9, finish off and test</w:t>
       </w:r>
       <w:bookmarkEnd w:id="28"/>
     </w:p>
@@ -455,175 +494,117 @@
       <w:pPr>
         <w:numPr>
           <w:ilvl w:val="0"/>
-          <w:numId w:val="1011"/>
-        </w:numPr>
-        <w:pStyle w:val="Compact"/>
-      </w:pPr>
-      <w:r>
-        <w:t xml:space="preserve">The buttonhole side of the garment is a whole layer of fabric</w:t>
-      </w:r>
-    </w:p>
-    <w:p>
-      <w:pPr>
-        <w:numPr>
-          <w:ilvl w:val="0"/>
-          <w:numId w:val="1011"/>
-        </w:numPr>
-        <w:pStyle w:val="Compact"/>
-      </w:pPr>
-      <w:r>
-        <w:t xml:space="preserve">That layer has to slide underneath the button</w:t>
-      </w:r>
-    </w:p>
-    <w:p>
-      <w:pPr>
-        <w:numPr>
-          <w:ilvl w:val="0"/>
-          <w:numId w:val="1011"/>
-        </w:numPr>
-        <w:pStyle w:val="Compact"/>
-      </w:pPr>
-      <w:r>
-        <w:t xml:space="preserve">A button sewn flat has no room for it, so the garment will not close, or the thread tears out</w:t>
+          <w:numId w:val="1012"/>
+        </w:numPr>
+        <w:pStyle w:val="Compact"/>
+      </w:pPr>
+      <w:r>
+        <w:t xml:space="preserve">Needle to the back. Three tiny stitches in one place. Knot. Trim close.</w:t>
+      </w:r>
+    </w:p>
+    <w:p>
+      <w:pPr>
+        <w:numPr>
+          <w:ilvl w:val="0"/>
+          <w:numId w:val="1012"/>
+        </w:numPr>
+        <w:pStyle w:val="Compact"/>
+      </w:pPr>
+      <w:r>
+        <w:t xml:space="preserve">Tug it firmly. It should not move. Lift it. There should be slack under it.</w:t>
+      </w:r>
+    </w:p>
+    <w:p>
+      <w:pPr>
+        <w:numPr>
+          <w:ilvl w:val="0"/>
+          <w:numId w:val="1013"/>
+        </w:numPr>
+        <w:pStyle w:val="Compact"/>
+      </w:pPr>
+      <w:r>
+        <w:t xml:space="preserve">Ends on the back, always. An end trimmed on the front unravels in a week.</w:t>
       </w:r>
       <w:r>
         <w:t xml:space="preserve"> </w:t>
       </w:r>
       <w:r>
-        <w:t xml:space="preserve">Image: a side view, one button sewn flat with an X over it, one button on a shank with the buttonhole layer sliding under it.</w:t>
+        <w:t xml:space="preserve">Image: the back of the cloth showing three small stitches in one spot, with snips cutting the tail short.</w:t>
+      </w:r>
+    </w:p>
+    <w:p>
+      <w:pPr>
+        <w:pStyle w:val="Heading2"/>
+      </w:pPr>
+      <w:bookmarkStart w:id="29" w:name="slide-10-the-portfolio-button"/>
+      <w:r>
+        <w:t xml:space="preserve">Slide 10: The portfolio button</w:t>
+      </w:r>
+      <w:bookmarkEnd w:id="29"/>
+    </w:p>
+    <w:p>
+      <w:pPr>
+        <w:numPr>
+          <w:ilvl w:val="0"/>
+          <w:numId w:val="1014"/>
+        </w:numPr>
+        <w:pStyle w:val="Compact"/>
+      </w:pPr>
+      <w:r>
+        <w:t xml:space="preserve">Practice two buttons first: one two-hole, one four-hole</w:t>
+      </w:r>
+    </w:p>
+    <w:p>
+      <w:pPr>
+        <w:numPr>
+          <w:ilvl w:val="0"/>
+          <w:numId w:val="1014"/>
+        </w:numPr>
+        <w:pStyle w:val="Compact"/>
+      </w:pPr>
+      <w:r>
+        <w:t xml:space="preserve">Then the real one: one button, done well, on a clean scrap</w:t>
+      </w:r>
+    </w:p>
+    <w:p>
+      <w:pPr>
+        <w:numPr>
+          <w:ilvl w:val="0"/>
+          <w:numId w:val="1014"/>
+        </w:numPr>
+        <w:pStyle w:val="Compact"/>
+      </w:pPr>
+      <w:r>
+        <w:t xml:space="preserve">Thread the scrap through the card and fill in the four checks</w:t>
+      </w:r>
+    </w:p>
+    <w:p>
+      <w:pPr>
+        <w:numPr>
+          <w:ilvl w:val="0"/>
+          <w:numId w:val="1014"/>
+        </w:numPr>
+        <w:pStyle w:val="Compact"/>
+      </w:pPr>
+      <w:r>
+        <w:t xml:space="preserve">I tug every one of them</w:t>
       </w:r>
       <w:r>
         <w:t xml:space="preserve"> </w:t>
       </w:r>
       <w:r>
-        <w:t xml:space="preserve">Notes: This is the one idea students skip and the one that ruins the result. Show a flat one and let them try to close it.</w:t>
+        <w:t xml:space="preserve">Image: a portfolio card with a fabric scrap threaded through two slits and a sewn button facing out.</w:t>
       </w:r>
     </w:p>
     <w:p>
       <w:pPr>
         <w:pStyle w:val="Heading2"/>
       </w:pPr>
-      <w:bookmarkStart w:id="29" w:name="slide-9-step-8-and-9-finish-off-and-test"/>
-      <w:r>
-        <w:t xml:space="preserve">Slide 9: Step 8 and 9, finish off and test</w:t>
-      </w:r>
-      <w:bookmarkEnd w:id="29"/>
-    </w:p>
-    <w:p>
-      <w:pPr>
-        <w:numPr>
-          <w:ilvl w:val="0"/>
-          <w:numId w:val="1012"/>
-        </w:numPr>
-        <w:pStyle w:val="Compact"/>
-      </w:pPr>
-      <w:r>
-        <w:t xml:space="preserve">Needle to the back. Three tiny stitches in one place. Knot. Trim close.</w:t>
-      </w:r>
-    </w:p>
-    <w:p>
-      <w:pPr>
-        <w:numPr>
-          <w:ilvl w:val="0"/>
-          <w:numId w:val="1012"/>
-        </w:numPr>
-        <w:pStyle w:val="Compact"/>
-      </w:pPr>
-      <w:r>
-        <w:t xml:space="preserve">Tug it firmly. It should not move. Lift it. There should be slack under it.</w:t>
-      </w:r>
-    </w:p>
-    <w:p>
-      <w:pPr>
-        <w:numPr>
-          <w:ilvl w:val="0"/>
-          <w:numId w:val="1013"/>
-        </w:numPr>
-        <w:pStyle w:val="Compact"/>
-      </w:pPr>
-      <w:r>
-        <w:t xml:space="preserve">Ends on the back, always. An end trimmed on the front unravels in a week.</w:t>
-      </w:r>
-      <w:r>
-        <w:t xml:space="preserve"> </w:t>
-      </w:r>
-      <w:r>
-        <w:t xml:space="preserve">Image: the back of the cloth showing three small stitches in one spot, with snips cutting the tail short.</w:t>
-      </w:r>
-    </w:p>
-    <w:p>
-      <w:pPr>
-        <w:pStyle w:val="Heading2"/>
-      </w:pPr>
-      <w:bookmarkStart w:id="30" w:name="slide-10-the-portfolio-button"/>
-      <w:r>
-        <w:t xml:space="preserve">Slide 10: The portfolio button</w:t>
+      <w:bookmarkStart w:id="30" w:name="slide-11-what-the-repair-saves"/>
+      <w:r>
+        <w:t xml:space="preserve">Slide 11: What the repair saves</w:t>
       </w:r>
       <w:bookmarkEnd w:id="30"/>
-    </w:p>
-    <w:p>
-      <w:pPr>
-        <w:numPr>
-          <w:ilvl w:val="0"/>
-          <w:numId w:val="1014"/>
-        </w:numPr>
-        <w:pStyle w:val="Compact"/>
-      </w:pPr>
-      <w:r>
-        <w:t xml:space="preserve">Practice two buttons first: one two-hole, one four-hole</w:t>
-      </w:r>
-    </w:p>
-    <w:p>
-      <w:pPr>
-        <w:numPr>
-          <w:ilvl w:val="0"/>
-          <w:numId w:val="1014"/>
-        </w:numPr>
-        <w:pStyle w:val="Compact"/>
-      </w:pPr>
-      <w:r>
-        <w:t xml:space="preserve">Then the real one: one button, done well, on a clean scrap</w:t>
-      </w:r>
-    </w:p>
-    <w:p>
-      <w:pPr>
-        <w:numPr>
-          <w:ilvl w:val="0"/>
-          <w:numId w:val="1014"/>
-        </w:numPr>
-        <w:pStyle w:val="Compact"/>
-      </w:pPr>
-      <w:r>
-        <w:t xml:space="preserve">Thread the scrap through the card and fill in the four checks</w:t>
-      </w:r>
-    </w:p>
-    <w:p>
-      <w:pPr>
-        <w:numPr>
-          <w:ilvl w:val="0"/>
-          <w:numId w:val="1014"/>
-        </w:numPr>
-        <w:pStyle w:val="Compact"/>
-      </w:pPr>
-      <w:r>
-        <w:t xml:space="preserve">I tug every one of them</w:t>
-      </w:r>
-      <w:r>
-        <w:t xml:space="preserve"> </w:t>
-      </w:r>
-      <w:r>
-        <w:t xml:space="preserve">Image: a portfolio card with a fabric scrap threaded through two slits and a sewn button facing out.</w:t>
-      </w:r>
-    </w:p>
-    <w:p>
-      <w:pPr>
-        <w:pStyle w:val="Heading2"/>
-      </w:pPr>
-      <w:bookmarkStart w:id="31" w:name="slide-11-what-the-repair-saves"/>
-      <w:r>
-        <w:t xml:space="preserve">Slide 11: What the repair saves</w:t>
-      </w:r>
-      <w:bookmarkEnd w:id="31"/>
     </w:p>
     <w:tbl>
       <w:tblPr>
@@ -911,11 +892,11 @@
       <w:pPr>
         <w:pStyle w:val="Heading2"/>
       </w:pPr>
-      <w:bookmarkStart w:id="32" w:name="X413dbcae21f5ad2fe63c754eb54b46011698352"/>
+      <w:bookmarkStart w:id="31" w:name="X413dbcae21f5ad2fe63c754eb54b46011698352"/>
       <w:r>
         <w:t xml:space="preserve">Slide 12: Why does anybody throw out a shirt over a button?</w:t>
       </w:r>
-      <w:bookmarkEnd w:id="32"/>
+      <w:bookmarkEnd w:id="31"/>
     </w:p>
     <w:p>
       <w:pPr>
